--- a/牧师子分支/神圣领域-生命与丰收之神.docx
+++ b/牧师子分支/神圣领域-生命与丰收之神.docx
@@ -1,6 +1,6 @@
 
 <file path=word/document.xml><?xml version="1.0" encoding="utf-8"?>
-<w:document xmlns:wpc="http://schemas.microsoft.com/office/word/2010/wordprocessingCanvas" xmlns:mc="http://schemas.openxmlformats.org/markup-compatibility/2006" xmlns:o="urn:schemas-microsoft-com:office:office" xmlns:r="http://schemas.openxmlformats.org/officeDocument/2006/relationships" xmlns:m="http://schemas.openxmlformats.org/officeDocument/2006/math" xmlns:v="urn:schemas-microsoft-com:vml" xmlns:wp14="http://schemas.microsoft.com/office/word/2010/wordprocessingDrawing" xmlns:wp="http://schemas.openxmlformats.org/drawingml/2006/wordprocessingDrawing" xmlns:w="http://schemas.openxmlformats.org/wordprocessingml/2006/main" xmlns:w14="http://schemas.microsoft.com/office/word/2010/wordml" xmlns:w10="urn:schemas-microsoft-com:office:word" xmlns:w15="http://schemas.microsoft.com/office/word/2012/wordml" xmlns:wpg="http://schemas.microsoft.com/office/word/2010/wordprocessingGroup" xmlns:wpi="http://schemas.microsoft.com/office/word/2010/wordprocessingInk" xmlns:wne="http://schemas.microsoft.com/office/word/2006/wordml" xmlns:wps="http://schemas.microsoft.com/office/word/2010/wordprocessingShape" xmlns:wpsCustomData="http://www.wps.cn/officeDocument/2013/wpsCustomData" mc:Ignorable="w14 w15 wp14">
+<w:document xmlns:wpc="http://schemas.microsoft.com/office/word/2010/wordprocessingCanvas" xmlns:cx="http://schemas.microsoft.com/office/drawing/2014/chartex" xmlns:cx1="http://schemas.microsoft.com/office/drawing/2015/9/8/chartex" xmlns:cx2="http://schemas.microsoft.com/office/drawing/2015/10/21/chartex" xmlns:cx3="http://schemas.microsoft.com/office/drawing/2016/5/9/chartex" xmlns:cx4="http://schemas.microsoft.com/office/drawing/2016/5/10/chartex" xmlns:cx5="http://schemas.microsoft.com/office/drawing/2016/5/11/chartex" xmlns:cx6="http://schemas.microsoft.com/office/drawing/2016/5/12/chartex" xmlns:cx7="http://schemas.microsoft.com/office/drawing/2016/5/13/chartex" xmlns:cx8="http://schemas.microsoft.com/office/drawing/2016/5/14/chartex" xmlns:mc="http://schemas.openxmlformats.org/markup-compatibility/2006" xmlns:o="urn:schemas-microsoft-com:office:office" xmlns:r="http://schemas.openxmlformats.org/officeDocument/2006/relationships" xmlns:m="http://schemas.openxmlformats.org/officeDocument/2006/math" xmlns:v="urn:schemas-microsoft-com:vml" xmlns:wp14="http://schemas.microsoft.com/office/word/2010/wordprocessingDrawing" xmlns:wp="http://schemas.openxmlformats.org/drawingml/2006/wordprocessingDrawing" xmlns:w="http://schemas.openxmlformats.org/wordprocessingml/2006/main" xmlns:w14="http://schemas.microsoft.com/office/word/2010/wordml" xmlns:w10="urn:schemas-microsoft-com:office:word" xmlns:w15="http://schemas.microsoft.com/office/word/2012/wordml" xmlns:wpg="http://schemas.microsoft.com/office/word/2010/wordprocessingGroup" xmlns:wpi="http://schemas.microsoft.com/office/word/2010/wordprocessingInk" xmlns:wne="http://schemas.microsoft.com/office/word/2006/wordml" xmlns:wps="http://schemas.microsoft.com/office/word/2010/wordprocessingShape" xmlns:wpsCustomData="http://www.wps.cn/officeDocument/2013/wpsCustomData" mc:Ignorable="w14 w15 wp14">
   <w:body>
     <w:p>
       <w:pPr>
@@ -1114,6 +1114,7 @@
             <w:tcW w:w="8522" w:type="dxa"/>
             <w:gridSpan w:val="2"/>
             <w:shd w:val="clear" w:color="auto" w:fill="BDFFBF"/>
+            <w:vAlign w:val="top"/>
           </w:tcPr>
           <w:p>
             <w:pPr>
@@ -1134,6 +1135,87 @@
                 <w:bCs/>
                 <w:kern w:val="0"/>
                 <w:sz w:val="24"/>
+                <w:lang w:val="en-US" w:eastAsia="zh-CN"/>
+              </w:rPr>
+              <w:t>施展条件</w:t>
+            </w:r>
+            <w:r>
+              <w:rPr>
+                <w:rFonts w:hint="eastAsia" w:ascii="楷体" w:hAnsi="楷体" w:eastAsia="楷体"/>
+                <w:b/>
+                <w:bCs/>
+                <w:kern w:val="0"/>
+                <w:sz w:val="24"/>
+              </w:rPr>
+              <w:t>：</w:t>
+            </w:r>
+            <w:r>
+              <w:rPr>
+                <w:rFonts w:hint="eastAsia" w:ascii="楷体" w:hAnsi="楷体" w:eastAsia="楷体"/>
+                <w:kern w:val="0"/>
+                <w:sz w:val="24"/>
+              </w:rPr>
+              <w:t>你能够做出对应手势、凭借言语发出声音</w:t>
+            </w:r>
+          </w:p>
+        </w:tc>
+      </w:tr>
+      <w:tr>
+        <w:tblPrEx>
+          <w:tblBorders>
+            <w:top w:val="single" w:color="auto" w:sz="4" w:space="0"/>
+            <w:left w:val="single" w:color="auto" w:sz="4" w:space="0"/>
+            <w:bottom w:val="single" w:color="auto" w:sz="4" w:space="0"/>
+            <w:right w:val="single" w:color="auto" w:sz="4" w:space="0"/>
+            <w:insideH w:val="single" w:color="auto" w:sz="4" w:space="0"/>
+            <w:insideV w:val="single" w:color="auto" w:sz="4" w:space="0"/>
+          </w:tblBorders>
+          <w:tblCellMar>
+            <w:top w:w="0" w:type="dxa"/>
+            <w:left w:w="108" w:type="dxa"/>
+            <w:bottom w:w="0" w:type="dxa"/>
+            <w:right w:w="108" w:type="dxa"/>
+          </w:tblCellMar>
+        </w:tblPrEx>
+        <w:trPr>
+          <w:trHeight w:val="269" w:hRule="atLeast"/>
+        </w:trPr>
+        <w:tc>
+          <w:tcPr>
+            <w:tcW w:w="8522" w:type="dxa"/>
+            <w:gridSpan w:val="2"/>
+            <w:shd w:val="clear" w:color="auto" w:fill="BDFFBF"/>
+            <w:vAlign w:val="top"/>
+          </w:tcPr>
+          <w:p>
+            <w:pPr>
+              <w:jc w:val="left"/>
+              <w:rPr>
+                <w:rFonts w:hint="eastAsia" w:ascii="楷体" w:hAnsi="楷体" w:eastAsia="楷体"/>
+                <w:b/>
+                <w:bCs/>
+                <w:kern w:val="0"/>
+                <w:sz w:val="24"/>
+              </w:rPr>
+            </w:pPr>
+            <w:r>
+              <w:rPr>
+                <w:rFonts w:hint="eastAsia" w:ascii="楷体" w:hAnsi="楷体" w:eastAsia="楷体"/>
+                <w:b/>
+                <w:bCs/>
+                <w:kern w:val="0"/>
+                <w:sz w:val="24"/>
+                <w:lang w:val="en-US" w:eastAsia="zh-CN"/>
+              </w:rPr>
+              <w:t>施展</w:t>
+            </w:r>
+            <w:r>
+              <w:rPr>
+                <w:rFonts w:hint="eastAsia" w:ascii="楷体" w:hAnsi="楷体" w:eastAsia="楷体"/>
+                <w:b/>
+                <w:bCs/>
+                <w:kern w:val="0"/>
+                <w:sz w:val="24"/>
               </w:rPr>
               <w:t>限制：</w:t>
             </w:r>
@@ -1142,8 +1224,9 @@
                 <w:rFonts w:hint="eastAsia" w:ascii="楷体" w:hAnsi="楷体" w:eastAsia="楷体"/>
                 <w:kern w:val="0"/>
                 <w:sz w:val="24"/>
-              </w:rPr>
-              <w:t>你能够做出对应手势、凭借言语发出声音</w:t>
+                <w:lang w:val="en-US" w:eastAsia="zh-CN"/>
+              </w:rPr>
+              <w:t>-</w:t>
             </w:r>
           </w:p>
         </w:tc>
@@ -1976,6 +2059,7 @@
             <w:tcW w:w="8522" w:type="dxa"/>
             <w:gridSpan w:val="2"/>
             <w:shd w:val="clear" w:color="auto" w:fill="F0FFFF"/>
+            <w:vAlign w:val="top"/>
           </w:tcPr>
           <w:p>
             <w:pPr>
@@ -1996,6 +2080,87 @@
                 <w:bCs/>
                 <w:kern w:val="0"/>
                 <w:sz w:val="24"/>
+                <w:lang w:val="en-US" w:eastAsia="zh-CN"/>
+              </w:rPr>
+              <w:t>施展条件</w:t>
+            </w:r>
+            <w:r>
+              <w:rPr>
+                <w:rFonts w:hint="eastAsia" w:ascii="楷体" w:hAnsi="楷体" w:eastAsia="楷体"/>
+                <w:b/>
+                <w:bCs/>
+                <w:kern w:val="0"/>
+                <w:sz w:val="24"/>
+              </w:rPr>
+              <w:t>：</w:t>
+            </w:r>
+            <w:r>
+              <w:rPr>
+                <w:rFonts w:hint="eastAsia" w:ascii="楷体" w:hAnsi="楷体" w:eastAsia="楷体"/>
+                <w:kern w:val="0"/>
+                <w:sz w:val="24"/>
+              </w:rPr>
+              <w:t>你能够做出对应手势、凭借言语发出声音</w:t>
+            </w:r>
+          </w:p>
+        </w:tc>
+      </w:tr>
+      <w:tr>
+        <w:tblPrEx>
+          <w:tblBorders>
+            <w:top w:val="single" w:color="auto" w:sz="4" w:space="0"/>
+            <w:left w:val="single" w:color="auto" w:sz="4" w:space="0"/>
+            <w:bottom w:val="single" w:color="auto" w:sz="4" w:space="0"/>
+            <w:right w:val="single" w:color="auto" w:sz="4" w:space="0"/>
+            <w:insideH w:val="single" w:color="auto" w:sz="4" w:space="0"/>
+            <w:insideV w:val="single" w:color="auto" w:sz="4" w:space="0"/>
+          </w:tblBorders>
+          <w:tblCellMar>
+            <w:top w:w="0" w:type="dxa"/>
+            <w:left w:w="108" w:type="dxa"/>
+            <w:bottom w:w="0" w:type="dxa"/>
+            <w:right w:w="108" w:type="dxa"/>
+          </w:tblCellMar>
+        </w:tblPrEx>
+        <w:trPr>
+          <w:trHeight w:val="269" w:hRule="atLeast"/>
+        </w:trPr>
+        <w:tc>
+          <w:tcPr>
+            <w:tcW w:w="8522" w:type="dxa"/>
+            <w:gridSpan w:val="2"/>
+            <w:shd w:val="clear" w:color="auto" w:fill="F0FFFF"/>
+            <w:vAlign w:val="top"/>
+          </w:tcPr>
+          <w:p>
+            <w:pPr>
+              <w:jc w:val="left"/>
+              <w:rPr>
+                <w:rFonts w:hint="eastAsia" w:ascii="楷体" w:hAnsi="楷体" w:eastAsia="楷体"/>
+                <w:b/>
+                <w:bCs/>
+                <w:kern w:val="0"/>
+                <w:sz w:val="24"/>
+              </w:rPr>
+            </w:pPr>
+            <w:r>
+              <w:rPr>
+                <w:rFonts w:hint="eastAsia" w:ascii="楷体" w:hAnsi="楷体" w:eastAsia="楷体"/>
+                <w:b/>
+                <w:bCs/>
+                <w:kern w:val="0"/>
+                <w:sz w:val="24"/>
+                <w:lang w:val="en-US" w:eastAsia="zh-CN"/>
+              </w:rPr>
+              <w:t>施展</w:t>
+            </w:r>
+            <w:r>
+              <w:rPr>
+                <w:rFonts w:hint="eastAsia" w:ascii="楷体" w:hAnsi="楷体" w:eastAsia="楷体"/>
+                <w:b/>
+                <w:bCs/>
+                <w:kern w:val="0"/>
+                <w:sz w:val="24"/>
               </w:rPr>
               <w:t>限制：</w:t>
             </w:r>
@@ -2004,8 +2169,9 @@
                 <w:rFonts w:hint="eastAsia" w:ascii="楷体" w:hAnsi="楷体" w:eastAsia="楷体"/>
                 <w:kern w:val="0"/>
                 <w:sz w:val="24"/>
-              </w:rPr>
-              <w:t>你能够做出对应手势、凭借言语发出声音</w:t>
+                <w:lang w:val="en-US" w:eastAsia="zh-CN"/>
+              </w:rPr>
+              <w:t>-</w:t>
             </w:r>
           </w:p>
         </w:tc>
@@ -2781,6 +2947,7 @@
             <w:tcW w:w="8522" w:type="dxa"/>
             <w:gridSpan w:val="2"/>
             <w:shd w:val="clear" w:color="auto" w:fill="FFF8A9"/>
+            <w:vAlign w:val="top"/>
           </w:tcPr>
           <w:p>
             <w:pPr>
@@ -2801,6 +2968,87 @@
                 <w:bCs/>
                 <w:kern w:val="0"/>
                 <w:sz w:val="24"/>
+                <w:lang w:val="en-US" w:eastAsia="zh-CN"/>
+              </w:rPr>
+              <w:t>施展条件</w:t>
+            </w:r>
+            <w:r>
+              <w:rPr>
+                <w:rFonts w:hint="eastAsia" w:ascii="楷体" w:hAnsi="楷体" w:eastAsia="楷体"/>
+                <w:b/>
+                <w:bCs/>
+                <w:kern w:val="0"/>
+                <w:sz w:val="24"/>
+              </w:rPr>
+              <w:t>：</w:t>
+            </w:r>
+            <w:r>
+              <w:rPr>
+                <w:rFonts w:hint="eastAsia" w:ascii="楷体" w:hAnsi="楷体" w:eastAsia="楷体"/>
+                <w:kern w:val="0"/>
+                <w:sz w:val="24"/>
+              </w:rPr>
+              <w:t>你能够做出对应手势、凭借言语发出声音</w:t>
+            </w:r>
+          </w:p>
+        </w:tc>
+      </w:tr>
+      <w:tr>
+        <w:tblPrEx>
+          <w:tblBorders>
+            <w:top w:val="single" w:color="auto" w:sz="4" w:space="0"/>
+            <w:left w:val="single" w:color="auto" w:sz="4" w:space="0"/>
+            <w:bottom w:val="single" w:color="auto" w:sz="4" w:space="0"/>
+            <w:right w:val="single" w:color="auto" w:sz="4" w:space="0"/>
+            <w:insideH w:val="single" w:color="auto" w:sz="4" w:space="0"/>
+            <w:insideV w:val="single" w:color="auto" w:sz="4" w:space="0"/>
+          </w:tblBorders>
+          <w:tblCellMar>
+            <w:top w:w="0" w:type="dxa"/>
+            <w:left w:w="108" w:type="dxa"/>
+            <w:bottom w:w="0" w:type="dxa"/>
+            <w:right w:w="108" w:type="dxa"/>
+          </w:tblCellMar>
+        </w:tblPrEx>
+        <w:trPr>
+          <w:trHeight w:val="269" w:hRule="atLeast"/>
+        </w:trPr>
+        <w:tc>
+          <w:tcPr>
+            <w:tcW w:w="8522" w:type="dxa"/>
+            <w:gridSpan w:val="2"/>
+            <w:shd w:val="clear" w:color="auto" w:fill="FFF8A9"/>
+            <w:vAlign w:val="top"/>
+          </w:tcPr>
+          <w:p>
+            <w:pPr>
+              <w:jc w:val="left"/>
+              <w:rPr>
+                <w:rFonts w:hint="eastAsia" w:ascii="楷体" w:hAnsi="楷体" w:eastAsia="楷体"/>
+                <w:b/>
+                <w:bCs/>
+                <w:kern w:val="0"/>
+                <w:sz w:val="24"/>
+              </w:rPr>
+            </w:pPr>
+            <w:r>
+              <w:rPr>
+                <w:rFonts w:hint="eastAsia" w:ascii="楷体" w:hAnsi="楷体" w:eastAsia="楷体"/>
+                <w:b/>
+                <w:bCs/>
+                <w:kern w:val="0"/>
+                <w:sz w:val="24"/>
+                <w:lang w:val="en-US" w:eastAsia="zh-CN"/>
+              </w:rPr>
+              <w:t>施展</w:t>
+            </w:r>
+            <w:r>
+              <w:rPr>
+                <w:rFonts w:hint="eastAsia" w:ascii="楷体" w:hAnsi="楷体" w:eastAsia="楷体"/>
+                <w:b/>
+                <w:bCs/>
+                <w:kern w:val="0"/>
+                <w:sz w:val="24"/>
               </w:rPr>
               <w:t>限制：</w:t>
             </w:r>
@@ -2809,8 +3057,9 @@
                 <w:rFonts w:hint="eastAsia" w:ascii="楷体" w:hAnsi="楷体" w:eastAsia="楷体"/>
                 <w:kern w:val="0"/>
                 <w:sz w:val="24"/>
-              </w:rPr>
-              <w:t>你能够做出对应手势、凭借言语发出声音</w:t>
+                <w:lang w:val="en-US" w:eastAsia="zh-CN"/>
+              </w:rPr>
+              <w:t>-</w:t>
             </w:r>
           </w:p>
         </w:tc>
@@ -3079,32 +3328,6 @@
         </w:tc>
       </w:tr>
     </w:tbl>
-    <w:p>
-      <w:pPr>
-        <w:jc w:val="center"/>
-        <w:rPr>
-          <w:rFonts w:hint="eastAsia" w:ascii="楷体" w:hAnsi="楷体" w:eastAsia="楷体"/>
-          <w:b/>
-          <w:bCs/>
-          <w:sz w:val="36"/>
-          <w:szCs w:val="36"/>
-          <w:lang w:val="en-US" w:eastAsia="zh-CN"/>
-        </w:rPr>
-      </w:pPr>
-    </w:p>
-    <w:p>
-      <w:pPr>
-        <w:jc w:val="center"/>
-        <w:rPr>
-          <w:rFonts w:hint="eastAsia" w:ascii="楷体" w:hAnsi="楷体" w:eastAsia="楷体"/>
-          <w:b/>
-          <w:bCs/>
-          <w:sz w:val="36"/>
-          <w:szCs w:val="36"/>
-          <w:lang w:val="en-US" w:eastAsia="zh-CN"/>
-        </w:rPr>
-      </w:pPr>
-    </w:p>
     <w:p>
       <w:pPr>
         <w:jc w:val="center"/>
@@ -4065,8 +4288,9 @@
                 <w:bCs/>
                 <w:kern w:val="0"/>
                 <w:sz w:val="24"/>
-              </w:rPr>
-              <w:t>费用：</w:t>
+                <w:lang w:eastAsia="zh-CN"/>
+              </w:rPr>
+              <w:t>标识：</w:t>
             </w:r>
             <w:r>
               <w:rPr>
@@ -5182,8 +5406,9 @@
                 <w:bCs/>
                 <w:kern w:val="0"/>
                 <w:sz w:val="24"/>
-              </w:rPr>
-              <w:t>费用：</w:t>
+                <w:lang w:eastAsia="zh-CN"/>
+              </w:rPr>
+              <w:t>标识：</w:t>
             </w:r>
             <w:r>
               <w:rPr>
@@ -6316,8 +6541,9 @@
                 <w:bCs/>
                 <w:kern w:val="0"/>
                 <w:sz w:val="24"/>
-              </w:rPr>
-              <w:t>费用：</w:t>
+                <w:lang w:eastAsia="zh-CN"/>
+              </w:rPr>
+              <w:t>标识：</w:t>
             </w:r>
             <w:r>
               <w:rPr>
@@ -7219,8 +7445,9 @@
                 <w:bCs/>
                 <w:kern w:val="0"/>
                 <w:sz w:val="24"/>
-              </w:rPr>
-              <w:t>费用：</w:t>
+                <w:lang w:eastAsia="zh-CN"/>
+              </w:rPr>
+              <w:t>标识：</w:t>
             </w:r>
             <w:r>
               <w:rPr>
@@ -8287,8 +8514,9 @@
                 <w:bCs/>
                 <w:kern w:val="0"/>
                 <w:sz w:val="24"/>
-              </w:rPr>
-              <w:t>费用：</w:t>
+                <w:lang w:eastAsia="zh-CN"/>
+              </w:rPr>
+              <w:t>标识：</w:t>
             </w:r>
             <w:r>
               <w:rPr>
@@ -8708,6 +8936,12 @@
             <w:insideH w:val="single" w:color="auto" w:sz="4" w:space="0"/>
             <w:insideV w:val="single" w:color="auto" w:sz="4" w:space="0"/>
           </w:tblBorders>
+          <w:tblCellMar>
+            <w:top w:w="0" w:type="dxa"/>
+            <w:left w:w="108" w:type="dxa"/>
+            <w:bottom w:w="0" w:type="dxa"/>
+            <w:right w:w="108" w:type="dxa"/>
+          </w:tblCellMar>
         </w:tblPrEx>
         <w:trPr>
           <w:trHeight w:val="90" w:hRule="atLeast"/>
@@ -9442,8 +9676,9 @@
                 <w:bCs/>
                 <w:kern w:val="0"/>
                 <w:sz w:val="24"/>
-              </w:rPr>
-              <w:t>费用：</w:t>
+                <w:lang w:eastAsia="zh-CN"/>
+              </w:rPr>
+              <w:t>标识：</w:t>
             </w:r>
             <w:r>
               <w:rPr>
@@ -10373,8 +10608,9 @@
                 <w:bCs/>
                 <w:kern w:val="0"/>
                 <w:sz w:val="24"/>
-              </w:rPr>
-              <w:t>费用：</w:t>
+                <w:lang w:eastAsia="zh-CN"/>
+              </w:rPr>
+              <w:t>标识：</w:t>
             </w:r>
             <w:r>
               <w:rPr>
@@ -11448,8 +11684,9 @@
                 <w:bCs/>
                 <w:kern w:val="0"/>
                 <w:sz w:val="24"/>
-              </w:rPr>
-              <w:t>费用：</w:t>
+                <w:lang w:eastAsia="zh-CN"/>
+              </w:rPr>
+              <w:t>标识：</w:t>
             </w:r>
             <w:r>
               <w:rPr>
@@ -12454,8 +12691,9 @@
                 <w:bCs/>
                 <w:kern w:val="0"/>
                 <w:sz w:val="24"/>
-              </w:rPr>
-              <w:t>费用：</w:t>
+                <w:lang w:eastAsia="zh-CN"/>
+              </w:rPr>
+              <w:t>标识：</w:t>
             </w:r>
             <w:r>
               <w:rPr>
@@ -13947,8 +14185,9 @@
                 <w:bCs/>
                 <w:kern w:val="0"/>
                 <w:sz w:val="24"/>
-              </w:rPr>
-              <w:t>费用：</w:t>
+                <w:lang w:eastAsia="zh-CN"/>
+              </w:rPr>
+              <w:t>标识：</w:t>
             </w:r>
             <w:r>
               <w:rPr>
@@ -14559,8 +14798,9 @@
                 <w:bCs/>
                 <w:kern w:val="0"/>
                 <w:sz w:val="24"/>
-              </w:rPr>
-              <w:t>费用：</w:t>
+                <w:lang w:eastAsia="zh-CN"/>
+              </w:rPr>
+              <w:t>标识：</w:t>
             </w:r>
             <w:r>
               <w:rPr>
@@ -15688,17 +15928,7 @@
                 <w:sz w:val="24"/>
                 <w:lang w:val="en-US" w:eastAsia="zh-CN"/>
               </w:rPr>
-              <w:t>费用</w:t>
-            </w:r>
-            <w:r>
-              <w:rPr>
-                <w:rFonts w:hint="eastAsia" w:ascii="楷体" w:hAnsi="楷体" w:eastAsia="楷体"/>
-                <w:b/>
-                <w:bCs/>
-                <w:kern w:val="0"/>
-                <w:sz w:val="24"/>
-              </w:rPr>
-              <w:t>：</w:t>
+              <w:t>标识：</w:t>
             </w:r>
             <w:r>
               <w:rPr>
@@ -16800,8 +17030,9 @@
                 <w:bCs/>
                 <w:kern w:val="0"/>
                 <w:sz w:val="24"/>
-              </w:rPr>
-              <w:t>费用：</w:t>
+                <w:lang w:eastAsia="zh-CN"/>
+              </w:rPr>
+              <w:t>标识：</w:t>
             </w:r>
             <w:r>
               <w:rPr>
@@ -18391,12 +18622,6 @@
             <w:insideH w:val="single" w:color="auto" w:sz="4" w:space="0"/>
             <w:insideV w:val="single" w:color="auto" w:sz="4" w:space="0"/>
           </w:tblBorders>
-          <w:tblCellMar>
-            <w:top w:w="0" w:type="dxa"/>
-            <w:left w:w="108" w:type="dxa"/>
-            <w:bottom w:w="0" w:type="dxa"/>
-            <w:right w:w="108" w:type="dxa"/>
-          </w:tblCellMar>
         </w:tblPrEx>
         <w:trPr>
           <w:trHeight w:val="90" w:hRule="atLeast"/>
@@ -19106,8 +19331,9 @@
                 <w:bCs/>
                 <w:kern w:val="0"/>
                 <w:sz w:val="24"/>
-              </w:rPr>
-              <w:t>费用：</w:t>
+                <w:lang w:eastAsia="zh-CN"/>
+              </w:rPr>
+              <w:t>标识：</w:t>
             </w:r>
             <w:r>
               <w:rPr>
@@ -19430,6 +19656,12 @@
             <w:insideH w:val="single" w:color="auto" w:sz="4" w:space="0"/>
             <w:insideV w:val="single" w:color="auto" w:sz="4" w:space="0"/>
           </w:tblBorders>
+          <w:tblCellMar>
+            <w:top w:w="0" w:type="dxa"/>
+            <w:left w:w="108" w:type="dxa"/>
+            <w:bottom w:w="0" w:type="dxa"/>
+            <w:right w:w="108" w:type="dxa"/>
+          </w:tblCellMar>
         </w:tblPrEx>
         <w:trPr>
           <w:trHeight w:val="90" w:hRule="atLeast"/>
@@ -20221,8 +20453,9 @@
                 <w:bCs/>
                 <w:kern w:val="0"/>
                 <w:sz w:val="24"/>
-              </w:rPr>
-              <w:t>费用：</w:t>
+                <w:lang w:eastAsia="zh-CN"/>
+              </w:rPr>
+              <w:t>标识：</w:t>
             </w:r>
             <w:r>
               <w:rPr>
@@ -21189,8 +21422,9 @@
                 <w:bCs/>
                 <w:kern w:val="0"/>
                 <w:sz w:val="24"/>
-              </w:rPr>
-              <w:t>费用：</w:t>
+                <w:lang w:eastAsia="zh-CN"/>
+              </w:rPr>
+              <w:t>标识：</w:t>
             </w:r>
             <w:r>
               <w:rPr>
@@ -22876,8 +23110,9 @@
                 <w:bCs/>
                 <w:kern w:val="0"/>
                 <w:sz w:val="24"/>
-              </w:rPr>
-              <w:t>费用：</w:t>
+                <w:lang w:eastAsia="zh-CN"/>
+              </w:rPr>
+              <w:t>标识：</w:t>
             </w:r>
             <w:r>
               <w:rPr>
@@ -23820,17 +24055,7 @@
                 <w:sz w:val="24"/>
                 <w:lang w:val="en-US" w:eastAsia="zh-CN"/>
               </w:rPr>
-              <w:t>费用</w:t>
-            </w:r>
-            <w:r>
-              <w:rPr>
-                <w:rFonts w:hint="eastAsia" w:ascii="楷体" w:hAnsi="楷体" w:eastAsia="楷体"/>
-                <w:b/>
-                <w:bCs/>
-                <w:kern w:val="0"/>
-                <w:sz w:val="24"/>
-              </w:rPr>
-              <w:t>：</w:t>
+              <w:t>标识：</w:t>
             </w:r>
             <w:r>
               <w:rPr>
@@ -24459,6 +24684,7 @@
                 <w:lang w:val="en-US" w:eastAsia="zh-CN"/>
               </w:rPr>
             </w:pPr>
+            <w:bookmarkStart w:id="0" w:name="_GoBack"/>
             <w:r>
               <w:rPr>
                 <w:rFonts w:hint="eastAsia" w:ascii="楷体" w:hAnsi="楷体" w:eastAsia="楷体" w:cs="楷体"/>
@@ -25036,8 +25262,9 @@
                 <w:bCs/>
                 <w:kern w:val="0"/>
                 <w:sz w:val="24"/>
-              </w:rPr>
-              <w:t>费用：</w:t>
+                <w:lang w:eastAsia="zh-CN"/>
+              </w:rPr>
+              <w:t>标识：</w:t>
             </w:r>
             <w:r>
               <w:rPr>
@@ -25486,6 +25713,7 @@
           </w:p>
         </w:tc>
       </w:tr>
+      <w:bookmarkEnd w:id="0"/>
     </w:tbl>
     <w:p/>
     <w:tbl>
@@ -25827,8 +26055,9 @@
                 <w:bCs/>
                 <w:kern w:val="0"/>
                 <w:sz w:val="24"/>
-              </w:rPr>
-              <w:t>费用：</w:t>
+                <w:lang w:eastAsia="zh-CN"/>
+              </w:rPr>
+              <w:t>标识：</w:t>
             </w:r>
             <w:r>
               <w:rPr>
@@ -27007,8 +27236,9 @@
                 <w:bCs/>
                 <w:kern w:val="0"/>
                 <w:sz w:val="24"/>
-              </w:rPr>
-              <w:t>费用：</w:t>
+                <w:lang w:eastAsia="zh-CN"/>
+              </w:rPr>
+              <w:t>标识：</w:t>
             </w:r>
             <w:r>
               <w:rPr>
@@ -27994,8 +28224,9 @@
                 <w:bCs/>
                 <w:kern w:val="0"/>
                 <w:sz w:val="24"/>
-              </w:rPr>
-              <w:t>费用：</w:t>
+                <w:lang w:eastAsia="zh-CN"/>
+              </w:rPr>
+              <w:t>标识：</w:t>
             </w:r>
             <w:r>
               <w:rPr>
@@ -29213,8 +29444,9 @@
                 <w:bCs/>
                 <w:kern w:val="0"/>
                 <w:sz w:val="24"/>
-              </w:rPr>
-              <w:t>费用：</w:t>
+                <w:lang w:eastAsia="zh-CN"/>
+              </w:rPr>
+              <w:t>标识：</w:t>
             </w:r>
             <w:r>
               <w:rPr>
@@ -29795,7 +30027,6 @@
                 <w:sz w:val="24"/>
               </w:rPr>
             </w:pPr>
-            <w:bookmarkStart w:id="0" w:name="_GoBack"/>
             <w:r>
               <w:rPr>
                 <w:rFonts w:hint="eastAsia" w:ascii="楷体" w:hAnsi="楷体" w:eastAsia="楷体" w:cs="楷体"/>
@@ -29890,6 +30121,12 @@
             <w:insideH w:val="single" w:color="auto" w:sz="4" w:space="0"/>
             <w:insideV w:val="single" w:color="auto" w:sz="4" w:space="0"/>
           </w:tblBorders>
+          <w:tblCellMar>
+            <w:top w:w="0" w:type="dxa"/>
+            <w:left w:w="108" w:type="dxa"/>
+            <w:bottom w:w="0" w:type="dxa"/>
+            <w:right w:w="108" w:type="dxa"/>
+          </w:tblCellMar>
         </w:tblPrEx>
         <w:trPr>
           <w:trHeight w:val="90" w:hRule="atLeast"/>
@@ -30534,8 +30771,9 @@
                 <w:bCs/>
                 <w:kern w:val="0"/>
                 <w:sz w:val="24"/>
-              </w:rPr>
-              <w:t>费用：</w:t>
+                <w:lang w:eastAsia="zh-CN"/>
+              </w:rPr>
+              <w:t>标识：</w:t>
             </w:r>
             <w:r>
               <w:rPr>
@@ -31410,8 +31648,9 @@
                 <w:bCs/>
                 <w:kern w:val="0"/>
                 <w:sz w:val="24"/>
-              </w:rPr>
-              <w:t>费用：</w:t>
+                <w:lang w:eastAsia="zh-CN"/>
+              </w:rPr>
+              <w:t>标识：</w:t>
             </w:r>
             <w:r>
               <w:rPr>
